--- a/James-Glosser-Resume.docx
+++ b/James-Glosser-Resume.docx
@@ -52,7 +52,7 @@
           <w:sz w:val="22"/>
           <w:shd w:fill="auto" w:val="clear"/>
         </w:rPr>
-        <w:t xml:space="preserve">Winchester, KY | 859-749-5223 | demonicurges05@gmail.com</w:t>
+        <w:t xml:space="preserve">Winchester, KY | 859-749-5223 | j.glosser86@gmail.com</w:t>
       </w:r>
     </w:p>
     <w:p>
@@ -496,28 +496,30 @@
           <w:ilvl w:val="0"/>
           <w:numId w:val="9"/>
         </w:numPr>
-        <w:spacing w:before="0" w:after="0" w:line="276"/>
-        <w:ind w:right="0" w:left="360" w:hanging="360"/>
-        <w:jc w:val="left"/>
-        <w:rPr>
-          <w:rFonts w:ascii="Calibri" w:hAnsi="Calibri" w:cs="Calibri" w:eastAsia="Calibri"/>
-          <w:color w:val="auto"/>
-          <w:spacing w:val="0"/>
-          <w:position w:val="0"/>
-          <w:sz w:val="22"/>
-          <w:shd w:fill="auto" w:val="clear"/>
-        </w:rPr>
-      </w:pPr>
-      <w:r>
-        <w:rPr>
-          <w:rFonts w:ascii="Calibri" w:hAnsi="Calibri" w:cs="Calibri" w:eastAsia="Calibri"/>
-          <w:color w:val="auto"/>
-          <w:spacing w:val="0"/>
-          <w:position w:val="0"/>
-          <w:sz w:val="22"/>
-          <w:shd w:fill="auto" w:val="clear"/>
-        </w:rPr>
-        <w:t xml:space="preserve">Engineered a physics-complete orbital debris registry by merging 67k+ SATCAT tracking records with 7,542 UCS satellite profiles, producing 32,843 in-orbit objects with 100% feature density via Vis-Viva velocity reconstruction and ESA mass imputation.</w:t>
+        <w:spacing w:before="0" w:after="0" w:line="240"/>
+        <w:ind w:right="0" w:left="360" w:hanging="360"/>
+        <w:jc w:val="left"/>
+        <w:rPr>
+          <w:rFonts w:ascii="Calibri" w:hAnsi="Calibri" w:cs="Calibri" w:eastAsia="Calibri"/>
+          <w:color w:val="auto"/>
+          <w:spacing w:val="0"/>
+          <w:position w:val="0"/>
+          <w:sz w:val="20"/>
+          <w:u w:val="single"/>
+          <w:shd w:fill="auto" w:val="clear"/>
+        </w:rPr>
+      </w:pPr>
+      <w:r>
+        <w:rPr>
+          <w:rFonts w:ascii="Calibri" w:hAnsi="Calibri" w:cs="Calibri" w:eastAsia="Calibri"/>
+          <w:color w:val="auto"/>
+          <w:spacing w:val="0"/>
+          <w:position w:val="0"/>
+          <w:sz w:val="20"/>
+          <w:u w:val="single"/>
+          <w:shd w:fill="auto" w:val="clear"/>
+        </w:rPr>
+        <w:t xml:space="preserve">Built a reproducible data pipeline in Jupyter to clean and merge SATCAT and UCS satellite catalogs, synthesize a physics-informed master dataset, and normalize the results into a relational SQLite database for orbital debris analysis.</w:t>
       </w:r>
     </w:p>
     <w:p>
@@ -534,20 +536,46 @@
           <w:color w:val="auto"/>
           <w:spacing w:val="0"/>
           <w:position w:val="0"/>
-          <w:sz w:val="22"/>
-          <w:shd w:fill="auto" w:val="clear"/>
-        </w:rPr>
-      </w:pPr>
-      <w:r>
-        <w:rPr>
-          <w:rFonts w:ascii="Calibri" w:hAnsi="Calibri" w:cs="Calibri" w:eastAsia="Calibri"/>
-          <w:color w:val="auto"/>
-          <w:spacing w:val="0"/>
-          <w:position w:val="0"/>
-          <w:sz w:val="22"/>
-          <w:shd w:fill="auto" w:val="clear"/>
-        </w:rPr>
-        <w:t xml:space="preserve">Proved the 2014 "Kessler Acceleration" inflection point using dual-cadence curve fitting (linear 1957-2013 vs. exponential 2014-2026) and Brent's Method root-finding, demonstrating when mega-constellation deployment rates surpassed 67 years of legacy launch activity.</w:t>
+          <w:sz w:val="20"/>
+          <w:u w:val="single"/>
+          <w:shd w:fill="auto" w:val="clear"/>
+        </w:rPr>
+      </w:pPr>
+      <w:r>
+        <w:rPr>
+          <w:rFonts w:ascii="Calibri" w:hAnsi="Calibri" w:cs="Calibri" w:eastAsia="Calibri"/>
+          <w:color w:val="auto"/>
+          <w:spacing w:val="0"/>
+          <w:position w:val="0"/>
+          <w:sz w:val="20"/>
+          <w:u w:val="single"/>
+          <w:shd w:fill="auto" w:val="clear"/>
+        </w:rPr>
+        <w:t xml:space="preserve">Quantified low Earth orbit growth and collision risk by deriving kinetic-energy metrics, identifying the 2014 shift from linear to exponential object proliferation, and isolating high-risk payloads, rocket bodies, and debris in the crowded 400</w:t>
+      </w:r>
+      <w:r>
+        <w:rPr>
+          <w:rFonts w:ascii="Calibri" w:hAnsi="Calibri" w:cs="Calibri" w:eastAsia="Calibri"/>
+          <w:color w:val="auto"/>
+          <w:spacing w:val="0"/>
+          <w:position w:val="0"/>
+          <w:sz w:val="20"/>
+          <w:u w:val="single"/>
+          <w:shd w:fill="auto" w:val="clear"/>
+        </w:rPr>
+        <w:t xml:space="preserve">–</w:t>
+      </w:r>
+      <w:r>
+        <w:rPr>
+          <w:rFonts w:ascii="Calibri" w:hAnsi="Calibri" w:cs="Calibri" w:eastAsia="Calibri"/>
+          <w:color w:val="auto"/>
+          <w:spacing w:val="0"/>
+          <w:position w:val="0"/>
+          <w:sz w:val="20"/>
+          <w:u w:val="single"/>
+          <w:shd w:fill="auto" w:val="clear"/>
+        </w:rPr>
+        <w:t xml:space="preserve">600 km band.</w:t>
       </w:r>
     </w:p>
     <w:p>
@@ -556,50 +584,30 @@
           <w:ilvl w:val="0"/>
           <w:numId w:val="9"/>
         </w:numPr>
-        <w:spacing w:before="0" w:after="0" w:line="276"/>
-        <w:ind w:right="0" w:left="360" w:hanging="360"/>
-        <w:jc w:val="left"/>
-        <w:rPr>
-          <w:rFonts w:ascii="Calibri" w:hAnsi="Calibri" w:cs="Calibri" w:eastAsia="Calibri"/>
-          <w:color w:val="auto"/>
-          <w:spacing w:val="0"/>
-          <w:position w:val="0"/>
-          <w:sz w:val="22"/>
-          <w:shd w:fill="auto" w:val="clear"/>
-        </w:rPr>
-      </w:pPr>
-      <w:r>
-        <w:rPr>
-          <w:rFonts w:ascii="Calibri" w:hAnsi="Calibri" w:cs="Calibri" w:eastAsia="Calibri"/>
-          <w:color w:val="auto"/>
-          <w:spacing w:val="0"/>
-          <w:position w:val="0"/>
-          <w:sz w:val="22"/>
-          <w:shd w:fill="auto" w:val="clear"/>
-        </w:rPr>
-        <w:t xml:space="preserve">Identified 5,263 zombie satellites (29.7% of satellite population) exceeding design lifetimes and quantified bimodal rocket body distribution via KDE spatial analysis, revealing 29% concentration in the 400-600km active satellite band</w:t>
-      </w:r>
-      <w:r>
-        <w:rPr>
-          <w:rFonts w:ascii="Calibri" w:hAnsi="Calibri" w:cs="Calibri" w:eastAsia="Calibri"/>
-          <w:color w:val="auto"/>
-          <w:spacing w:val="0"/>
-          <w:position w:val="0"/>
-          <w:sz w:val="22"/>
-          <w:shd w:fill="auto" w:val="clear"/>
-        </w:rPr>
-        <w:t xml:space="preserve">—</w:t>
-      </w:r>
-      <w:r>
-        <w:rPr>
-          <w:rFonts w:ascii="Calibri" w:hAnsi="Calibri" w:cs="Calibri" w:eastAsia="Calibri"/>
-          <w:color w:val="auto"/>
-          <w:spacing w:val="0"/>
-          <w:position w:val="0"/>
-          <w:sz w:val="22"/>
-          <w:shd w:fill="auto" w:val="clear"/>
-        </w:rPr>
-        <w:t xml:space="preserve">the "overlap crisis" understated by 68km median-gap statistics.</w:t>
+        <w:spacing w:before="0" w:after="0" w:line="240"/>
+        <w:ind w:right="0" w:left="360" w:hanging="360"/>
+        <w:jc w:val="left"/>
+        <w:rPr>
+          <w:rFonts w:ascii="Calibri" w:hAnsi="Calibri" w:cs="Calibri" w:eastAsia="Calibri"/>
+          <w:color w:val="auto"/>
+          <w:spacing w:val="0"/>
+          <w:position w:val="0"/>
+          <w:sz w:val="20"/>
+          <w:u w:val="single"/>
+          <w:shd w:fill="auto" w:val="clear"/>
+        </w:rPr>
+      </w:pPr>
+      <w:r>
+        <w:rPr>
+          <w:rFonts w:ascii="Calibri" w:hAnsi="Calibri" w:cs="Calibri" w:eastAsia="Calibri"/>
+          <w:color w:val="auto"/>
+          <w:spacing w:val="0"/>
+          <w:position w:val="0"/>
+          <w:sz w:val="20"/>
+          <w:u w:val="single"/>
+          <w:shd w:fill="auto" w:val="clear"/>
+        </w:rPr>
+        <w:t xml:space="preserve">Delivered query-driven research outputs and visual storytelling that exposed the concentration of non-operational “zombie” satellites, operator and country risk profiles, and the growing impact of commercial megaconstellations on orbital congestion.</w:t>
       </w:r>
     </w:p>
     <w:p>
@@ -656,6 +664,149 @@
       <w:pPr>
         <w:numPr>
           <w:ilvl w:val="0"/>
+          <w:numId w:val="11"/>
+        </w:numPr>
+        <w:spacing w:before="0" w:after="0" w:line="276"/>
+        <w:ind w:right="0" w:left="360" w:hanging="360"/>
+        <w:jc w:val="left"/>
+        <w:rPr>
+          <w:rFonts w:ascii="Calibri" w:hAnsi="Calibri" w:cs="Calibri" w:eastAsia="Calibri"/>
+          <w:color w:val="auto"/>
+          <w:spacing w:val="0"/>
+          <w:position w:val="0"/>
+          <w:sz w:val="20"/>
+          <w:shd w:fill="auto" w:val="clear"/>
+        </w:rPr>
+      </w:pPr>
+      <w:r>
+        <w:rPr>
+          <w:rFonts w:ascii="Calibri" w:hAnsi="Calibri" w:cs="Calibri" w:eastAsia="Calibri"/>
+          <w:color w:val="000000"/>
+          <w:spacing w:val="0"/>
+          <w:position w:val="0"/>
+          <w:sz w:val="20"/>
+          <w:u w:val="single"/>
+          <w:shd w:fill="auto" w:val="clear"/>
+        </w:rPr>
+        <w:t xml:space="preserve">Architected a distributed, containerized e-commerce environment using Docker and Docker Compose, orchestrating services for a GraphQL API, Dashboard, PostgreSQL, Redis, and Jaeger.</w:t>
+      </w:r>
+    </w:p>
+    <w:p>
+      <w:pPr>
+        <w:numPr>
+          <w:ilvl w:val="0"/>
+          <w:numId w:val="11"/>
+        </w:numPr>
+        <w:spacing w:before="0" w:after="0" w:line="276"/>
+        <w:ind w:right="0" w:left="360" w:hanging="360"/>
+        <w:jc w:val="left"/>
+        <w:rPr>
+          <w:rFonts w:ascii="Calibri" w:hAnsi="Calibri" w:cs="Calibri" w:eastAsia="Calibri"/>
+          <w:color w:val="auto"/>
+          <w:spacing w:val="0"/>
+          <w:position w:val="0"/>
+          <w:sz w:val="20"/>
+          <w:shd w:fill="auto" w:val="clear"/>
+        </w:rPr>
+      </w:pPr>
+      <w:r>
+        <w:rPr>
+          <w:rFonts w:ascii="Calibri" w:hAnsi="Calibri" w:cs="Calibri" w:eastAsia="Calibri"/>
+          <w:color w:val="000000"/>
+          <w:spacing w:val="0"/>
+          <w:position w:val="0"/>
+          <w:sz w:val="20"/>
+          <w:u w:val="single"/>
+          <w:shd w:fill="auto" w:val="clear"/>
+        </w:rPr>
+        <w:t xml:space="preserve">Designed and implemented CI/CD pipelines to automate testing and deployment, ensuring reliable delivery of microservices.</w:t>
+      </w:r>
+    </w:p>
+    <w:p>
+      <w:pPr>
+        <w:numPr>
+          <w:ilvl w:val="0"/>
+          <w:numId w:val="11"/>
+        </w:numPr>
+        <w:spacing w:before="0" w:after="0" w:line="276"/>
+        <w:ind w:right="0" w:left="360" w:hanging="360"/>
+        <w:jc w:val="left"/>
+        <w:rPr>
+          <w:rFonts w:ascii="Calibri" w:hAnsi="Calibri" w:cs="Calibri" w:eastAsia="Calibri"/>
+          <w:color w:val="auto"/>
+          <w:spacing w:val="0"/>
+          <w:position w:val="0"/>
+          <w:sz w:val="20"/>
+          <w:shd w:fill="auto" w:val="clear"/>
+        </w:rPr>
+      </w:pPr>
+      <w:r>
+        <w:rPr>
+          <w:rFonts w:ascii="Calibri" w:hAnsi="Calibri" w:cs="Calibri" w:eastAsia="Calibri"/>
+          <w:color w:val="000000"/>
+          <w:spacing w:val="0"/>
+          <w:position w:val="0"/>
+          <w:sz w:val="20"/>
+          <w:u w:val="single"/>
+          <w:shd w:fill="auto" w:val="clear"/>
+        </w:rPr>
+        <w:t xml:space="preserve">Configured production-ready multi-stage Docker builds to optimize image size and security for the headless commerce stack.</w:t>
+      </w:r>
+    </w:p>
+    <w:p>
+      <w:pPr>
+        <w:spacing w:before="120" w:after="0" w:line="240"/>
+        <w:ind w:right="0" w:left="0" w:firstLine="0"/>
+        <w:jc w:val="left"/>
+        <w:rPr>
+          <w:rFonts w:ascii="Calibri" w:hAnsi="Calibri" w:cs="Calibri" w:eastAsia="Calibri"/>
+          <w:color w:val="auto"/>
+          <w:spacing w:val="0"/>
+          <w:position w:val="0"/>
+          <w:sz w:val="22"/>
+          <w:shd w:fill="auto" w:val="clear"/>
+        </w:rPr>
+      </w:pPr>
+      <w:r>
+        <w:rPr>
+          <w:rFonts w:ascii="Calibri" w:hAnsi="Calibri" w:cs="Calibri" w:eastAsia="Calibri"/>
+          <w:b/>
+          <w:color w:val="auto"/>
+          <w:spacing w:val="0"/>
+          <w:position w:val="0"/>
+          <w:sz w:val="22"/>
+          <w:shd w:fill="auto" w:val="clear"/>
+        </w:rPr>
+        <w:t xml:space="preserve">The Book Burrow</w:t>
+      </w:r>
+      <w:r>
+        <w:rPr>
+          <w:rFonts w:ascii="Calibri" w:hAnsi="Calibri" w:cs="Calibri" w:eastAsia="Calibri"/>
+          <w:color w:val="auto"/>
+          <w:spacing w:val="0"/>
+          <w:position w:val="0"/>
+          <w:sz w:val="22"/>
+          <w:shd w:fill="auto" w:val="clear"/>
+        </w:rPr>
+        <w:t xml:space="preserve"> | Frontend Developer</w:t>
+      </w:r>
+      <w:r>
+        <w:rPr>
+          <w:rFonts w:ascii="Calibri" w:hAnsi="Calibri" w:cs="Calibri" w:eastAsia="Calibri"/>
+          <w:i/>
+          <w:color w:val="auto"/>
+          <w:spacing w:val="0"/>
+          <w:position w:val="0"/>
+          <w:sz w:val="22"/>
+          <w:shd w:fill="auto" w:val="clear"/>
+        </w:rPr>
+        <w:t xml:space="preserve"> (Github: github.com/sithid/the-book-burrow)</w:t>
+      </w:r>
+    </w:p>
+    <w:p>
+      <w:pPr>
+        <w:numPr>
+          <w:ilvl w:val="0"/>
           <w:numId w:val="13"/>
         </w:numPr>
         <w:spacing w:before="0" w:after="0" w:line="276"/>
@@ -680,7 +831,7 @@
           <w:u w:val="single"/>
           <w:shd w:fill="auto" w:val="clear"/>
         </w:rPr>
-        <w:t xml:space="preserve">Architected a distributed, containerized e-commerce environment using Docker and Docker Compose, orchestrating services for a GraphQL API, Dashboard, PostgreSQL, Redis, and Jaeger.</w:t>
+        <w:t xml:space="preserve">Developed a reactive SPA using Vue 3 Composition API and Pinia for complex state management and local storage persistence.</w:t>
       </w:r>
     </w:p>
     <w:p>
@@ -711,7 +862,7 @@
           <w:u w:val="single"/>
           <w:shd w:fill="auto" w:val="clear"/>
         </w:rPr>
-        <w:t xml:space="preserve">Designed and implemented CI/CD pipelines to automate testing and deployment, ensuring reliable delivery of microservices.</w:t>
+        <w:t xml:space="preserve">Integrated Google Books and NYT APIs, implementing custom "Eco-Mode" logic to throttle requests and prevent API quota exhaustion.</w:t>
       </w:r>
     </w:p>
     <w:p>
@@ -742,7 +893,7 @@
           <w:u w:val="single"/>
           <w:shd w:fill="auto" w:val="clear"/>
         </w:rPr>
-        <w:t xml:space="preserve">Configured production-ready multi-stage Docker builds to optimize image size and security for the headless commerce stack.</w:t>
+        <w:t xml:space="preserve">Built a dynamic search algorithm supporting RegEx validation and advanced filtering (ISBN, Subject, Title) to synthesize data from disparate sources.</w:t>
       </w:r>
     </w:p>
     <w:p>
@@ -769,18 +920,18 @@
           <w:sz w:val="22"/>
           <w:shd w:fill="auto" w:val="clear"/>
         </w:rPr>
-        <w:t xml:space="preserve">The Book Burrow</w:t>
-      </w:r>
-      <w:r>
-        <w:rPr>
-          <w:rFonts w:ascii="Calibri" w:hAnsi="Calibri" w:cs="Calibri" w:eastAsia="Calibri"/>
-          <w:color w:val="auto"/>
-          <w:spacing w:val="0"/>
-          <w:position w:val="0"/>
-          <w:sz w:val="22"/>
-          <w:shd w:fill="auto" w:val="clear"/>
-        </w:rPr>
-        <w:t xml:space="preserve"> | Frontend Developer</w:t>
+        <w:t xml:space="preserve">DiscoverUO</w:t>
+      </w:r>
+      <w:r>
+        <w:rPr>
+          <w:rFonts w:ascii="Calibri" w:hAnsi="Calibri" w:cs="Calibri" w:eastAsia="Calibri"/>
+          <w:color w:val="auto"/>
+          <w:spacing w:val="0"/>
+          <w:position w:val="0"/>
+          <w:sz w:val="22"/>
+          <w:shd w:fill="auto" w:val="clear"/>
+        </w:rPr>
+        <w:t xml:space="preserve"> | Full Stack Developer</w:t>
       </w:r>
       <w:r>
         <w:rPr>
@@ -792,7 +943,7 @@
           <w:sz w:val="22"/>
           <w:shd w:fill="auto" w:val="clear"/>
         </w:rPr>
-        <w:t xml:space="preserve"> (Github: github.com/sithid/the-book-burrow)</w:t>
+        <w:t xml:space="preserve"> (Github: github.com/sithid/DiscoverUO)</w:t>
       </w:r>
     </w:p>
     <w:p>
@@ -823,7 +974,7 @@
           <w:u w:val="single"/>
           <w:shd w:fill="auto" w:val="clear"/>
         </w:rPr>
-        <w:t xml:space="preserve">Developed a reactive SPA using Vue 3 Composition API and Pinia for complex state management and local storage persistence.</w:t>
+        <w:t xml:space="preserve">Developed an interactive web application to provide a centralized public server list for the Ultima Online gaming community using C# and Blazor.</w:t>
       </w:r>
     </w:p>
     <w:p>
@@ -854,7 +1005,7 @@
           <w:u w:val="single"/>
           <w:shd w:fill="auto" w:val="clear"/>
         </w:rPr>
-        <w:t xml:space="preserve">Integrated Google Books and NYT APIs, implementing custom "Eco-Mode" logic to throttle requests and prevent API quota exhaustion.</w:t>
+        <w:t xml:space="preserve">Implemented a responsive UI with ASP.NET Core and managed complex data relationships using Entity Framework Core.</w:t>
       </w:r>
     </w:p>
     <w:p>
@@ -885,12 +1036,12 @@
           <w:u w:val="single"/>
           <w:shd w:fill="auto" w:val="clear"/>
         </w:rPr>
-        <w:t xml:space="preserve">Built a dynamic search algorithm supporting RegEx validation and advanced filtering (ISBN, Subject, Title) to synthesize data from disparate sources.</w:t>
-      </w:r>
-    </w:p>
-    <w:p>
-      <w:pPr>
-        <w:spacing w:before="120" w:after="0" w:line="240"/>
+        <w:t xml:space="preserve">Designed a database schema to efficiently store and retrieve server status, player counts, and shard details.</w:t>
+      </w:r>
+    </w:p>
+    <w:p>
+      <w:pPr>
+        <w:spacing w:before="160" w:after="40" w:line="240"/>
         <w:ind w:right="0" w:left="0" w:firstLine="0"/>
         <w:jc w:val="left"/>
         <w:rPr>
@@ -912,128 +1063,12 @@
           <w:sz w:val="22"/>
           <w:shd w:fill="auto" w:val="clear"/>
         </w:rPr>
-        <w:t xml:space="preserve">DiscoverUO</w:t>
-      </w:r>
-      <w:r>
-        <w:rPr>
-          <w:rFonts w:ascii="Calibri" w:hAnsi="Calibri" w:cs="Calibri" w:eastAsia="Calibri"/>
-          <w:color w:val="auto"/>
-          <w:spacing w:val="0"/>
-          <w:position w:val="0"/>
-          <w:sz w:val="22"/>
-          <w:shd w:fill="auto" w:val="clear"/>
-        </w:rPr>
-        <w:t xml:space="preserve"> | Full Stack Developer</w:t>
-      </w:r>
-      <w:r>
-        <w:rPr>
-          <w:rFonts w:ascii="Calibri" w:hAnsi="Calibri" w:cs="Calibri" w:eastAsia="Calibri"/>
-          <w:i/>
-          <w:color w:val="auto"/>
-          <w:spacing w:val="0"/>
-          <w:position w:val="0"/>
-          <w:sz w:val="22"/>
-          <w:shd w:fill="auto" w:val="clear"/>
-        </w:rPr>
-        <w:t xml:space="preserve"> (Github: github.com/sithid/DiscoverUO)</w:t>
-      </w:r>
-    </w:p>
-    <w:p>
-      <w:pPr>
-        <w:numPr>
-          <w:ilvl w:val="0"/>
-          <w:numId w:val="17"/>
-        </w:numPr>
-        <w:spacing w:before="0" w:after="0" w:line="276"/>
-        <w:ind w:right="0" w:left="360" w:hanging="360"/>
-        <w:jc w:val="left"/>
-        <w:rPr>
-          <w:rFonts w:ascii="Calibri" w:hAnsi="Calibri" w:cs="Calibri" w:eastAsia="Calibri"/>
-          <w:color w:val="auto"/>
-          <w:spacing w:val="0"/>
-          <w:position w:val="0"/>
-          <w:sz w:val="20"/>
-          <w:shd w:fill="auto" w:val="clear"/>
-        </w:rPr>
-      </w:pPr>
-      <w:r>
-        <w:rPr>
-          <w:rFonts w:ascii="Calibri" w:hAnsi="Calibri" w:cs="Calibri" w:eastAsia="Calibri"/>
-          <w:color w:val="000000"/>
-          <w:spacing w:val="0"/>
-          <w:position w:val="0"/>
-          <w:sz w:val="20"/>
-          <w:u w:val="single"/>
-          <w:shd w:fill="auto" w:val="clear"/>
-        </w:rPr>
-        <w:t xml:space="preserve">Developed an interactive web application to provide a centralized public server list for the Ultima Online gaming community using C# and Blazor.</w:t>
-      </w:r>
-    </w:p>
-    <w:p>
-      <w:pPr>
-        <w:numPr>
-          <w:ilvl w:val="0"/>
-          <w:numId w:val="17"/>
-        </w:numPr>
-        <w:spacing w:before="0" w:after="0" w:line="276"/>
-        <w:ind w:right="0" w:left="360" w:hanging="360"/>
-        <w:jc w:val="left"/>
-        <w:rPr>
-          <w:rFonts w:ascii="Calibri" w:hAnsi="Calibri" w:cs="Calibri" w:eastAsia="Calibri"/>
-          <w:color w:val="auto"/>
-          <w:spacing w:val="0"/>
-          <w:position w:val="0"/>
-          <w:sz w:val="20"/>
-          <w:shd w:fill="auto" w:val="clear"/>
-        </w:rPr>
-      </w:pPr>
-      <w:r>
-        <w:rPr>
-          <w:rFonts w:ascii="Calibri" w:hAnsi="Calibri" w:cs="Calibri" w:eastAsia="Calibri"/>
-          <w:color w:val="000000"/>
-          <w:spacing w:val="0"/>
-          <w:position w:val="0"/>
-          <w:sz w:val="20"/>
-          <w:u w:val="single"/>
-          <w:shd w:fill="auto" w:val="clear"/>
-        </w:rPr>
-        <w:t xml:space="preserve">Implemented a responsive UI with ASP.NET Core and managed complex data relationships using Entity Framework Core.</w:t>
-      </w:r>
-    </w:p>
-    <w:p>
-      <w:pPr>
-        <w:numPr>
-          <w:ilvl w:val="0"/>
-          <w:numId w:val="17"/>
-        </w:numPr>
-        <w:spacing w:before="0" w:after="0" w:line="276"/>
-        <w:ind w:right="0" w:left="360" w:hanging="360"/>
-        <w:jc w:val="left"/>
-        <w:rPr>
-          <w:rFonts w:ascii="Calibri" w:hAnsi="Calibri" w:cs="Calibri" w:eastAsia="Calibri"/>
-          <w:color w:val="auto"/>
-          <w:spacing w:val="0"/>
-          <w:position w:val="0"/>
-          <w:sz w:val="20"/>
-          <w:shd w:fill="auto" w:val="clear"/>
-        </w:rPr>
-      </w:pPr>
-      <w:r>
-        <w:rPr>
-          <w:rFonts w:ascii="Calibri" w:hAnsi="Calibri" w:cs="Calibri" w:eastAsia="Calibri"/>
-          <w:color w:val="000000"/>
-          <w:spacing w:val="0"/>
-          <w:position w:val="0"/>
-          <w:sz w:val="20"/>
-          <w:u w:val="single"/>
-          <w:shd w:fill="auto" w:val="clear"/>
-        </w:rPr>
-        <w:t xml:space="preserve">Designed a database schema to efficiently store and retrieve server status, player counts, and shard details.</w:t>
-      </w:r>
-    </w:p>
-    <w:p>
-      <w:pPr>
-        <w:spacing w:before="160" w:after="40" w:line="240"/>
+        <w:t xml:space="preserve">EDUCATION</w:t>
+      </w:r>
+    </w:p>
+    <w:p>
+      <w:pPr>
+        <w:spacing w:before="0" w:after="0" w:line="240"/>
         <w:ind w:right="0" w:left="0" w:firstLine="0"/>
         <w:jc w:val="left"/>
         <w:rPr>
@@ -1055,12 +1090,243 @@
           <w:sz w:val="22"/>
           <w:shd w:fill="auto" w:val="clear"/>
         </w:rPr>
-        <w:t xml:space="preserve">EDUCATION</w:t>
-      </w:r>
-    </w:p>
-    <w:p>
-      <w:pPr>
-        <w:spacing w:before="0" w:after="0" w:line="240"/>
+        <w:t xml:space="preserve">Code:You (formerly Code Kentucky)</w:t>
+      </w:r>
+      <w:r>
+        <w:rPr>
+          <w:rFonts w:ascii="Calibri" w:hAnsi="Calibri" w:cs="Calibri" w:eastAsia="Calibri"/>
+          <w:color w:val="auto"/>
+          <w:spacing w:val="0"/>
+          <w:position w:val="0"/>
+          <w:sz w:val="22"/>
+          <w:shd w:fill="auto" w:val="clear"/>
+        </w:rPr>
+        <w:t xml:space="preserve"> | Kentucky</w:t>
+      </w:r>
+    </w:p>
+    <w:p>
+      <w:pPr>
+        <w:numPr>
+          <w:ilvl w:val="0"/>
+          <w:numId w:val="18"/>
+        </w:numPr>
+        <w:spacing w:before="0" w:after="0" w:line="276"/>
+        <w:ind w:right="0" w:left="360" w:hanging="360"/>
+        <w:jc w:val="left"/>
+        <w:rPr>
+          <w:rFonts w:ascii="Calibri" w:hAnsi="Calibri" w:cs="Calibri" w:eastAsia="Calibri"/>
+          <w:color w:val="auto"/>
+          <w:spacing w:val="0"/>
+          <w:position w:val="0"/>
+          <w:sz w:val="20"/>
+          <w:shd w:fill="auto" w:val="clear"/>
+        </w:rPr>
+      </w:pPr>
+      <w:r>
+        <w:rPr>
+          <w:rFonts w:ascii="Calibri" w:hAnsi="Calibri" w:cs="Calibri" w:eastAsia="Calibri"/>
+          <w:color w:val="000000"/>
+          <w:spacing w:val="0"/>
+          <w:position w:val="0"/>
+          <w:sz w:val="20"/>
+          <w:u w:val="single"/>
+          <w:shd w:fill="auto" w:val="clear"/>
+        </w:rPr>
+        <w:t xml:space="preserve">Data Analysis Pathway (April 2026) </w:t>
+      </w:r>
+      <w:r>
+        <w:rPr>
+          <w:rFonts w:ascii="Calibri" w:hAnsi="Calibri" w:cs="Calibri" w:eastAsia="Calibri"/>
+          <w:color w:val="000000"/>
+          <w:spacing w:val="0"/>
+          <w:position w:val="0"/>
+          <w:sz w:val="20"/>
+          <w:u w:val="single"/>
+          <w:shd w:fill="auto" w:val="clear"/>
+        </w:rPr>
+        <w:t xml:space="preserve">–</w:t>
+      </w:r>
+      <w:r>
+        <w:rPr>
+          <w:rFonts w:ascii="Calibri" w:hAnsi="Calibri" w:cs="Calibri" w:eastAsia="Calibri"/>
+          <w:color w:val="000000"/>
+          <w:spacing w:val="0"/>
+          <w:position w:val="0"/>
+          <w:sz w:val="20"/>
+          <w:u w:val="single"/>
+          <w:shd w:fill="auto" w:val="clear"/>
+        </w:rPr>
+        <w:t xml:space="preserve"> Focus: Python, Pandas, Data Visualization</w:t>
+      </w:r>
+    </w:p>
+    <w:p>
+      <w:pPr>
+        <w:numPr>
+          <w:ilvl w:val="0"/>
+          <w:numId w:val="18"/>
+        </w:numPr>
+        <w:spacing w:before="0" w:after="0" w:line="276"/>
+        <w:ind w:right="0" w:left="360" w:hanging="360"/>
+        <w:jc w:val="left"/>
+        <w:rPr>
+          <w:rFonts w:ascii="Calibri" w:hAnsi="Calibri" w:cs="Calibri" w:eastAsia="Calibri"/>
+          <w:color w:val="auto"/>
+          <w:spacing w:val="0"/>
+          <w:position w:val="0"/>
+          <w:sz w:val="20"/>
+          <w:shd w:fill="auto" w:val="clear"/>
+        </w:rPr>
+      </w:pPr>
+      <w:r>
+        <w:rPr>
+          <w:rFonts w:ascii="Calibri" w:hAnsi="Calibri" w:cs="Calibri" w:eastAsia="Calibri"/>
+          <w:color w:val="000000"/>
+          <w:spacing w:val="0"/>
+          <w:position w:val="0"/>
+          <w:sz w:val="20"/>
+          <w:u w:val="single"/>
+          <w:shd w:fill="auto" w:val="clear"/>
+        </w:rPr>
+        <w:t xml:space="preserve">Web Development Pathway (August 2025) </w:t>
+      </w:r>
+      <w:r>
+        <w:rPr>
+          <w:rFonts w:ascii="Calibri" w:hAnsi="Calibri" w:cs="Calibri" w:eastAsia="Calibri"/>
+          <w:color w:val="000000"/>
+          <w:spacing w:val="0"/>
+          <w:position w:val="0"/>
+          <w:sz w:val="20"/>
+          <w:u w:val="single"/>
+          <w:shd w:fill="auto" w:val="clear"/>
+        </w:rPr>
+        <w:t xml:space="preserve">–</w:t>
+      </w:r>
+      <w:r>
+        <w:rPr>
+          <w:rFonts w:ascii="Calibri" w:hAnsi="Calibri" w:cs="Calibri" w:eastAsia="Calibri"/>
+          <w:color w:val="000000"/>
+          <w:spacing w:val="0"/>
+          <w:position w:val="0"/>
+          <w:sz w:val="20"/>
+          <w:u w:val="single"/>
+          <w:shd w:fill="auto" w:val="clear"/>
+        </w:rPr>
+        <w:t xml:space="preserve"> Focus: JavaScript, Vue.js, API Integration</w:t>
+      </w:r>
+    </w:p>
+    <w:p>
+      <w:pPr>
+        <w:numPr>
+          <w:ilvl w:val="0"/>
+          <w:numId w:val="18"/>
+        </w:numPr>
+        <w:spacing w:before="0" w:after="0" w:line="276"/>
+        <w:ind w:right="0" w:left="360" w:hanging="360"/>
+        <w:jc w:val="left"/>
+        <w:rPr>
+          <w:rFonts w:ascii="Calibri" w:hAnsi="Calibri" w:cs="Calibri" w:eastAsia="Calibri"/>
+          <w:color w:val="auto"/>
+          <w:spacing w:val="0"/>
+          <w:position w:val="0"/>
+          <w:sz w:val="20"/>
+          <w:shd w:fill="auto" w:val="clear"/>
+        </w:rPr>
+      </w:pPr>
+      <w:r>
+        <w:rPr>
+          <w:rFonts w:ascii="Calibri" w:hAnsi="Calibri" w:cs="Calibri" w:eastAsia="Calibri"/>
+          <w:color w:val="000000"/>
+          <w:spacing w:val="0"/>
+          <w:position w:val="0"/>
+          <w:sz w:val="20"/>
+          <w:u w:val="single"/>
+          <w:shd w:fill="auto" w:val="clear"/>
+        </w:rPr>
+        <w:t xml:space="preserve">AWS DevOps Workshop (February 2025) </w:t>
+      </w:r>
+      <w:r>
+        <w:rPr>
+          <w:rFonts w:ascii="Calibri" w:hAnsi="Calibri" w:cs="Calibri" w:eastAsia="Calibri"/>
+          <w:color w:val="000000"/>
+          <w:spacing w:val="0"/>
+          <w:position w:val="0"/>
+          <w:sz w:val="20"/>
+          <w:u w:val="single"/>
+          <w:shd w:fill="auto" w:val="clear"/>
+        </w:rPr>
+        <w:t xml:space="preserve">–</w:t>
+      </w:r>
+      <w:r>
+        <w:rPr>
+          <w:rFonts w:ascii="Calibri" w:hAnsi="Calibri" w:cs="Calibri" w:eastAsia="Calibri"/>
+          <w:color w:val="000000"/>
+          <w:spacing w:val="0"/>
+          <w:position w:val="0"/>
+          <w:sz w:val="20"/>
+          <w:u w:val="single"/>
+          <w:shd w:fill="auto" w:val="clear"/>
+        </w:rPr>
+        <w:t xml:space="preserve"> Focus: Cloud deployment, Docker, CI/CD</w:t>
+      </w:r>
+    </w:p>
+    <w:p>
+      <w:pPr>
+        <w:numPr>
+          <w:ilvl w:val="0"/>
+          <w:numId w:val="18"/>
+        </w:numPr>
+        <w:spacing w:before="0" w:after="0" w:line="276"/>
+        <w:ind w:right="0" w:left="360" w:hanging="360"/>
+        <w:jc w:val="left"/>
+        <w:rPr>
+          <w:rFonts w:ascii="Calibri" w:hAnsi="Calibri" w:cs="Calibri" w:eastAsia="Calibri"/>
+          <w:color w:val="auto"/>
+          <w:spacing w:val="0"/>
+          <w:position w:val="0"/>
+          <w:sz w:val="20"/>
+          <w:shd w:fill="auto" w:val="clear"/>
+        </w:rPr>
+      </w:pPr>
+      <w:r>
+        <w:rPr>
+          <w:rFonts w:ascii="Calibri" w:hAnsi="Calibri" w:cs="Calibri" w:eastAsia="Calibri"/>
+          <w:color w:val="000000"/>
+          <w:spacing w:val="0"/>
+          <w:position w:val="0"/>
+          <w:sz w:val="20"/>
+          <w:u w:val="single"/>
+          <w:shd w:fill="auto" w:val="clear"/>
+        </w:rPr>
+        <w:t xml:space="preserve">Software Development Pathway (December 2024) </w:t>
+      </w:r>
+      <w:r>
+        <w:rPr>
+          <w:rFonts w:ascii="Calibri" w:hAnsi="Calibri" w:cs="Calibri" w:eastAsia="Calibri"/>
+          <w:color w:val="000000"/>
+          <w:spacing w:val="0"/>
+          <w:position w:val="0"/>
+          <w:sz w:val="20"/>
+          <w:u w:val="single"/>
+          <w:shd w:fill="auto" w:val="clear"/>
+        </w:rPr>
+        <w:t xml:space="preserve">–</w:t>
+      </w:r>
+      <w:r>
+        <w:rPr>
+          <w:rFonts w:ascii="Calibri" w:hAnsi="Calibri" w:cs="Calibri" w:eastAsia="Calibri"/>
+          <w:color w:val="000000"/>
+          <w:spacing w:val="0"/>
+          <w:position w:val="0"/>
+          <w:sz w:val="20"/>
+          <w:u w:val="single"/>
+          <w:shd w:fill="auto" w:val="clear"/>
+        </w:rPr>
+        <w:t xml:space="preserve"> Focus: C#, .NET, OOP</w:t>
+      </w:r>
+    </w:p>
+    <w:p>
+      <w:pPr>
+        <w:spacing w:before="80" w:after="0" w:line="240"/>
         <w:ind w:right="0" w:left="0" w:firstLine="0"/>
         <w:jc w:val="left"/>
         <w:rPr>
@@ -1082,7 +1348,7 @@
           <w:sz w:val="22"/>
           <w:shd w:fill="auto" w:val="clear"/>
         </w:rPr>
-        <w:t xml:space="preserve">Code:You (formerly Code Kentucky)</w:t>
+        <w:t xml:space="preserve">KCTCS</w:t>
       </w:r>
       <w:r>
         <w:rPr>
@@ -1124,31 +1390,7 @@
           <w:u w:val="single"/>
           <w:shd w:fill="auto" w:val="clear"/>
         </w:rPr>
-        <w:t xml:space="preserve">Data Analysis Pathway (April 2026) </w:t>
-      </w:r>
-      <w:r>
-        <w:rPr>
-          <w:rFonts w:ascii="Calibri" w:hAnsi="Calibri" w:cs="Calibri" w:eastAsia="Calibri"/>
-          <w:color w:val="000000"/>
-          <w:spacing w:val="0"/>
-          <w:position w:val="0"/>
-          <w:sz w:val="20"/>
-          <w:u w:val="single"/>
-          <w:shd w:fill="auto" w:val="clear"/>
-        </w:rPr>
-        <w:t xml:space="preserve">–</w:t>
-      </w:r>
-      <w:r>
-        <w:rPr>
-          <w:rFonts w:ascii="Calibri" w:hAnsi="Calibri" w:cs="Calibri" w:eastAsia="Calibri"/>
-          <w:color w:val="000000"/>
-          <w:spacing w:val="0"/>
-          <w:position w:val="0"/>
-          <w:sz w:val="20"/>
-          <w:u w:val="single"/>
-          <w:shd w:fill="auto" w:val="clear"/>
-        </w:rPr>
-        <w:t xml:space="preserve"> Focus: Python, Pandas, Data Visualization</w:t>
+        <w:t xml:space="preserve">Coursework toward AAS in Programming | Dean’s List (Spring 2020)</w:t>
       </w:r>
     </w:p>
     <w:p>
@@ -1156,240 +1398,6 @@
         <w:numPr>
           <w:ilvl w:val="0"/>
           <w:numId w:val="20"/>
-        </w:numPr>
-        <w:spacing w:before="0" w:after="0" w:line="276"/>
-        <w:ind w:right="0" w:left="360" w:hanging="360"/>
-        <w:jc w:val="left"/>
-        <w:rPr>
-          <w:rFonts w:ascii="Calibri" w:hAnsi="Calibri" w:cs="Calibri" w:eastAsia="Calibri"/>
-          <w:color w:val="auto"/>
-          <w:spacing w:val="0"/>
-          <w:position w:val="0"/>
-          <w:sz w:val="20"/>
-          <w:shd w:fill="auto" w:val="clear"/>
-        </w:rPr>
-      </w:pPr>
-      <w:r>
-        <w:rPr>
-          <w:rFonts w:ascii="Calibri" w:hAnsi="Calibri" w:cs="Calibri" w:eastAsia="Calibri"/>
-          <w:color w:val="000000"/>
-          <w:spacing w:val="0"/>
-          <w:position w:val="0"/>
-          <w:sz w:val="20"/>
-          <w:u w:val="single"/>
-          <w:shd w:fill="auto" w:val="clear"/>
-        </w:rPr>
-        <w:t xml:space="preserve">Web Development Pathway (August 2025) </w:t>
-      </w:r>
-      <w:r>
-        <w:rPr>
-          <w:rFonts w:ascii="Calibri" w:hAnsi="Calibri" w:cs="Calibri" w:eastAsia="Calibri"/>
-          <w:color w:val="000000"/>
-          <w:spacing w:val="0"/>
-          <w:position w:val="0"/>
-          <w:sz w:val="20"/>
-          <w:u w:val="single"/>
-          <w:shd w:fill="auto" w:val="clear"/>
-        </w:rPr>
-        <w:t xml:space="preserve">–</w:t>
-      </w:r>
-      <w:r>
-        <w:rPr>
-          <w:rFonts w:ascii="Calibri" w:hAnsi="Calibri" w:cs="Calibri" w:eastAsia="Calibri"/>
-          <w:color w:val="000000"/>
-          <w:spacing w:val="0"/>
-          <w:position w:val="0"/>
-          <w:sz w:val="20"/>
-          <w:u w:val="single"/>
-          <w:shd w:fill="auto" w:val="clear"/>
-        </w:rPr>
-        <w:t xml:space="preserve"> Focus: JavaScript, Vue.js, API Integration</w:t>
-      </w:r>
-    </w:p>
-    <w:p>
-      <w:pPr>
-        <w:numPr>
-          <w:ilvl w:val="0"/>
-          <w:numId w:val="20"/>
-        </w:numPr>
-        <w:spacing w:before="0" w:after="0" w:line="276"/>
-        <w:ind w:right="0" w:left="360" w:hanging="360"/>
-        <w:jc w:val="left"/>
-        <w:rPr>
-          <w:rFonts w:ascii="Calibri" w:hAnsi="Calibri" w:cs="Calibri" w:eastAsia="Calibri"/>
-          <w:color w:val="auto"/>
-          <w:spacing w:val="0"/>
-          <w:position w:val="0"/>
-          <w:sz w:val="20"/>
-          <w:shd w:fill="auto" w:val="clear"/>
-        </w:rPr>
-      </w:pPr>
-      <w:r>
-        <w:rPr>
-          <w:rFonts w:ascii="Calibri" w:hAnsi="Calibri" w:cs="Calibri" w:eastAsia="Calibri"/>
-          <w:color w:val="000000"/>
-          <w:spacing w:val="0"/>
-          <w:position w:val="0"/>
-          <w:sz w:val="20"/>
-          <w:u w:val="single"/>
-          <w:shd w:fill="auto" w:val="clear"/>
-        </w:rPr>
-        <w:t xml:space="preserve">AWS DevOps Workshop (February 2025) </w:t>
-      </w:r>
-      <w:r>
-        <w:rPr>
-          <w:rFonts w:ascii="Calibri" w:hAnsi="Calibri" w:cs="Calibri" w:eastAsia="Calibri"/>
-          <w:color w:val="000000"/>
-          <w:spacing w:val="0"/>
-          <w:position w:val="0"/>
-          <w:sz w:val="20"/>
-          <w:u w:val="single"/>
-          <w:shd w:fill="auto" w:val="clear"/>
-        </w:rPr>
-        <w:t xml:space="preserve">–</w:t>
-      </w:r>
-      <w:r>
-        <w:rPr>
-          <w:rFonts w:ascii="Calibri" w:hAnsi="Calibri" w:cs="Calibri" w:eastAsia="Calibri"/>
-          <w:color w:val="000000"/>
-          <w:spacing w:val="0"/>
-          <w:position w:val="0"/>
-          <w:sz w:val="20"/>
-          <w:u w:val="single"/>
-          <w:shd w:fill="auto" w:val="clear"/>
-        </w:rPr>
-        <w:t xml:space="preserve"> Focus: Cloud deployment, Docker, CI/CD</w:t>
-      </w:r>
-    </w:p>
-    <w:p>
-      <w:pPr>
-        <w:numPr>
-          <w:ilvl w:val="0"/>
-          <w:numId w:val="20"/>
-        </w:numPr>
-        <w:spacing w:before="0" w:after="0" w:line="276"/>
-        <w:ind w:right="0" w:left="360" w:hanging="360"/>
-        <w:jc w:val="left"/>
-        <w:rPr>
-          <w:rFonts w:ascii="Calibri" w:hAnsi="Calibri" w:cs="Calibri" w:eastAsia="Calibri"/>
-          <w:color w:val="auto"/>
-          <w:spacing w:val="0"/>
-          <w:position w:val="0"/>
-          <w:sz w:val="20"/>
-          <w:shd w:fill="auto" w:val="clear"/>
-        </w:rPr>
-      </w:pPr>
-      <w:r>
-        <w:rPr>
-          <w:rFonts w:ascii="Calibri" w:hAnsi="Calibri" w:cs="Calibri" w:eastAsia="Calibri"/>
-          <w:color w:val="000000"/>
-          <w:spacing w:val="0"/>
-          <w:position w:val="0"/>
-          <w:sz w:val="20"/>
-          <w:u w:val="single"/>
-          <w:shd w:fill="auto" w:val="clear"/>
-        </w:rPr>
-        <w:t xml:space="preserve">Software Development Pathway (December 2024) </w:t>
-      </w:r>
-      <w:r>
-        <w:rPr>
-          <w:rFonts w:ascii="Calibri" w:hAnsi="Calibri" w:cs="Calibri" w:eastAsia="Calibri"/>
-          <w:color w:val="000000"/>
-          <w:spacing w:val="0"/>
-          <w:position w:val="0"/>
-          <w:sz w:val="20"/>
-          <w:u w:val="single"/>
-          <w:shd w:fill="auto" w:val="clear"/>
-        </w:rPr>
-        <w:t xml:space="preserve">–</w:t>
-      </w:r>
-      <w:r>
-        <w:rPr>
-          <w:rFonts w:ascii="Calibri" w:hAnsi="Calibri" w:cs="Calibri" w:eastAsia="Calibri"/>
-          <w:color w:val="000000"/>
-          <w:spacing w:val="0"/>
-          <w:position w:val="0"/>
-          <w:sz w:val="20"/>
-          <w:u w:val="single"/>
-          <w:shd w:fill="auto" w:val="clear"/>
-        </w:rPr>
-        <w:t xml:space="preserve"> Focus: C#, .NET, OOP</w:t>
-      </w:r>
-    </w:p>
-    <w:p>
-      <w:pPr>
-        <w:spacing w:before="80" w:after="0" w:line="240"/>
-        <w:ind w:right="0" w:left="0" w:firstLine="0"/>
-        <w:jc w:val="left"/>
-        <w:rPr>
-          <w:rFonts w:ascii="Calibri" w:hAnsi="Calibri" w:cs="Calibri" w:eastAsia="Calibri"/>
-          <w:color w:val="auto"/>
-          <w:spacing w:val="0"/>
-          <w:position w:val="0"/>
-          <w:sz w:val="22"/>
-          <w:shd w:fill="auto" w:val="clear"/>
-        </w:rPr>
-      </w:pPr>
-      <w:r>
-        <w:rPr>
-          <w:rFonts w:ascii="Calibri" w:hAnsi="Calibri" w:cs="Calibri" w:eastAsia="Calibri"/>
-          <w:b/>
-          <w:color w:val="auto"/>
-          <w:spacing w:val="0"/>
-          <w:position w:val="0"/>
-          <w:sz w:val="22"/>
-          <w:shd w:fill="auto" w:val="clear"/>
-        </w:rPr>
-        <w:t xml:space="preserve">KCTCS</w:t>
-      </w:r>
-      <w:r>
-        <w:rPr>
-          <w:rFonts w:ascii="Calibri" w:hAnsi="Calibri" w:cs="Calibri" w:eastAsia="Calibri"/>
-          <w:color w:val="auto"/>
-          <w:spacing w:val="0"/>
-          <w:position w:val="0"/>
-          <w:sz w:val="22"/>
-          <w:shd w:fill="auto" w:val="clear"/>
-        </w:rPr>
-        <w:t xml:space="preserve"> | Kentucky</w:t>
-      </w:r>
-    </w:p>
-    <w:p>
-      <w:pPr>
-        <w:numPr>
-          <w:ilvl w:val="0"/>
-          <w:numId w:val="22"/>
-        </w:numPr>
-        <w:spacing w:before="0" w:after="0" w:line="276"/>
-        <w:ind w:right="0" w:left="360" w:hanging="360"/>
-        <w:jc w:val="left"/>
-        <w:rPr>
-          <w:rFonts w:ascii="Calibri" w:hAnsi="Calibri" w:cs="Calibri" w:eastAsia="Calibri"/>
-          <w:color w:val="auto"/>
-          <w:spacing w:val="0"/>
-          <w:position w:val="0"/>
-          <w:sz w:val="20"/>
-          <w:shd w:fill="auto" w:val="clear"/>
-        </w:rPr>
-      </w:pPr>
-      <w:r>
-        <w:rPr>
-          <w:rFonts w:ascii="Calibri" w:hAnsi="Calibri" w:cs="Calibri" w:eastAsia="Calibri"/>
-          <w:color w:val="000000"/>
-          <w:spacing w:val="0"/>
-          <w:position w:val="0"/>
-          <w:sz w:val="20"/>
-          <w:u w:val="single"/>
-          <w:shd w:fill="auto" w:val="clear"/>
-        </w:rPr>
-        <w:t xml:space="preserve">Coursework toward AAS in Programming | Dean’s List (Spring 2020)</w:t>
-      </w:r>
-    </w:p>
-    <w:p>
-      <w:pPr>
-        <w:numPr>
-          <w:ilvl w:val="0"/>
-          <w:numId w:val="22"/>
         </w:numPr>
         <w:spacing w:before="0" w:after="200" w:line="276"/>
         <w:ind w:right="0" w:left="360" w:hanging="360"/>
@@ -1522,7 +1530,7 @@
       <w:pPr>
         <w:numPr>
           <w:ilvl w:val="0"/>
-          <w:numId w:val="26"/>
+          <w:numId w:val="24"/>
         </w:numPr>
         <w:spacing w:before="0" w:after="0" w:line="276"/>
         <w:ind w:right="0" w:left="360" w:hanging="360"/>
@@ -1553,7 +1561,7 @@
       <w:pPr>
         <w:numPr>
           <w:ilvl w:val="0"/>
-          <w:numId w:val="26"/>
+          <w:numId w:val="24"/>
         </w:numPr>
         <w:spacing w:before="0" w:after="0" w:line="276"/>
         <w:ind w:right="0" w:left="360" w:hanging="360"/>
@@ -1584,7 +1592,7 @@
       <w:pPr>
         <w:numPr>
           <w:ilvl w:val="0"/>
-          <w:numId w:val="26"/>
+          <w:numId w:val="24"/>
         </w:numPr>
         <w:spacing w:before="0" w:after="0" w:line="276"/>
         <w:ind w:right="0" w:left="360" w:hanging="360"/>
@@ -1690,7 +1698,7 @@
       <w:pPr>
         <w:numPr>
           <w:ilvl w:val="0"/>
-          <w:numId w:val="28"/>
+          <w:numId w:val="26"/>
         </w:numPr>
         <w:spacing w:before="0" w:after="0" w:line="276"/>
         <w:ind w:right="0" w:left="360" w:hanging="360"/>
@@ -1721,7 +1729,7 @@
       <w:pPr>
         <w:numPr>
           <w:ilvl w:val="0"/>
-          <w:numId w:val="28"/>
+          <w:numId w:val="26"/>
         </w:numPr>
         <w:spacing w:before="0" w:after="0" w:line="276"/>
         <w:ind w:right="0" w:left="360" w:hanging="360"/>
@@ -1752,7 +1760,7 @@
       <w:pPr>
         <w:numPr>
           <w:ilvl w:val="0"/>
-          <w:numId w:val="28"/>
+          <w:numId w:val="26"/>
         </w:numPr>
         <w:spacing w:before="0" w:after="0" w:line="276"/>
         <w:ind w:right="0" w:left="360" w:hanging="360"/>
@@ -1858,7 +1866,7 @@
       <w:pPr>
         <w:numPr>
           <w:ilvl w:val="0"/>
-          <w:numId w:val="30"/>
+          <w:numId w:val="28"/>
         </w:numPr>
         <w:spacing w:before="0" w:after="0" w:line="276"/>
         <w:ind w:right="0" w:left="360" w:hanging="360"/>
@@ -1889,7 +1897,7 @@
       <w:pPr>
         <w:numPr>
           <w:ilvl w:val="0"/>
-          <w:numId w:val="30"/>
+          <w:numId w:val="28"/>
         </w:numPr>
         <w:spacing w:before="0" w:after="0" w:line="276"/>
         <w:ind w:right="0" w:left="360" w:hanging="360"/>
@@ -1920,7 +1928,7 @@
       <w:pPr>
         <w:numPr>
           <w:ilvl w:val="0"/>
-          <w:numId w:val="30"/>
+          <w:numId w:val="28"/>
         </w:numPr>
         <w:spacing w:before="0" w:after="0" w:line="276"/>
         <w:ind w:right="0" w:left="360" w:hanging="360"/>
@@ -1951,7 +1959,7 @@
       <w:pPr>
         <w:numPr>
           <w:ilvl w:val="0"/>
-          <w:numId w:val="30"/>
+          <w:numId w:val="28"/>
         </w:numPr>
         <w:spacing w:before="0" w:after="0" w:line="276"/>
         <w:ind w:right="0" w:left="360" w:hanging="360"/>
@@ -2057,7 +2065,7 @@
       <w:pPr>
         <w:numPr>
           <w:ilvl w:val="0"/>
-          <w:numId w:val="32"/>
+          <w:numId w:val="30"/>
         </w:numPr>
         <w:spacing w:before="0" w:after="0" w:line="276"/>
         <w:ind w:right="0" w:left="360" w:hanging="360"/>
@@ -2088,7 +2096,7 @@
       <w:pPr>
         <w:numPr>
           <w:ilvl w:val="0"/>
-          <w:numId w:val="32"/>
+          <w:numId w:val="30"/>
         </w:numPr>
         <w:spacing w:before="0" w:after="0" w:line="276"/>
         <w:ind w:right="0" w:left="360" w:hanging="360"/>
@@ -2119,7 +2127,7 @@
       <w:pPr>
         <w:numPr>
           <w:ilvl w:val="0"/>
-          <w:numId w:val="32"/>
+          <w:numId w:val="30"/>
         </w:numPr>
         <w:spacing w:before="0" w:after="0" w:line="276"/>
         <w:ind w:right="0" w:left="360" w:hanging="360"/>
@@ -2225,7 +2233,7 @@
       <w:pPr>
         <w:numPr>
           <w:ilvl w:val="0"/>
-          <w:numId w:val="34"/>
+          <w:numId w:val="32"/>
         </w:numPr>
         <w:spacing w:before="0" w:after="0" w:line="276"/>
         <w:ind w:right="0" w:left="360" w:hanging="360"/>
@@ -2256,7 +2264,7 @@
       <w:pPr>
         <w:numPr>
           <w:ilvl w:val="0"/>
-          <w:numId w:val="34"/>
+          <w:numId w:val="32"/>
         </w:numPr>
         <w:spacing w:before="0" w:after="0" w:line="276"/>
         <w:ind w:right="0" w:left="360" w:hanging="360"/>
@@ -2287,7 +2295,7 @@
       <w:pPr>
         <w:numPr>
           <w:ilvl w:val="0"/>
-          <w:numId w:val="34"/>
+          <w:numId w:val="32"/>
         </w:numPr>
         <w:spacing w:before="0" w:after="0" w:line="276"/>
         <w:ind w:right="0" w:left="360" w:hanging="360"/>
@@ -2393,7 +2401,7 @@
       <w:pPr>
         <w:numPr>
           <w:ilvl w:val="0"/>
-          <w:numId w:val="36"/>
+          <w:numId w:val="34"/>
         </w:numPr>
         <w:spacing w:before="0" w:after="0" w:line="276"/>
         <w:ind w:right="0" w:left="360" w:hanging="360"/>
@@ -2424,7 +2432,7 @@
       <w:pPr>
         <w:numPr>
           <w:ilvl w:val="0"/>
-          <w:numId w:val="36"/>
+          <w:numId w:val="34"/>
         </w:numPr>
         <w:spacing w:before="0" w:after="0" w:line="276"/>
         <w:ind w:right="0" w:left="360" w:hanging="360"/>
@@ -2455,7 +2463,7 @@
       <w:pPr>
         <w:numPr>
           <w:ilvl w:val="0"/>
-          <w:numId w:val="36"/>
+          <w:numId w:val="34"/>
         </w:numPr>
         <w:spacing w:before="0" w:after="0" w:line="276"/>
         <w:ind w:right="0" w:left="360" w:hanging="360"/>
@@ -2481,6 +2489,21 @@
         </w:rPr>
         <w:t xml:space="preserve">Maintained HIPAA compliance and high standards of professionalism on every interaction.</w:t>
       </w:r>
+    </w:p>
+    <w:p>
+      <w:pPr>
+        <w:spacing w:before="0" w:after="200" w:line="276"/>
+        <w:ind w:right="0" w:left="0" w:firstLine="0"/>
+        <w:jc w:val="left"/>
+        <w:rPr>
+          <w:rFonts w:ascii="Calibri" w:hAnsi="Calibri" w:cs="Calibri" w:eastAsia="Calibri"/>
+          <w:color w:val="auto"/>
+          <w:spacing w:val="0"/>
+          <w:position w:val="0"/>
+          <w:sz w:val="22"/>
+          <w:shd w:fill="auto" w:val="clear"/>
+        </w:rPr>
+      </w:pPr>
     </w:p>
   </w:body>
 </w:document>
@@ -2575,37 +2598,37 @@
   <w:num w:numId="9">
     <w:abstractNumId w:val="66"/>
   </w:num>
-  <w:num w:numId="13">
+  <w:num w:numId="11">
     <w:abstractNumId w:val="60"/>
   </w:num>
-  <w:num w:numId="15">
+  <w:num w:numId="13">
     <w:abstractNumId w:val="54"/>
   </w:num>
-  <w:num w:numId="17">
+  <w:num w:numId="15">
     <w:abstractNumId w:val="48"/>
   </w:num>
-  <w:num w:numId="20">
+  <w:num w:numId="18">
     <w:abstractNumId w:val="42"/>
   </w:num>
-  <w:num w:numId="22">
+  <w:num w:numId="20">
     <w:abstractNumId w:val="36"/>
   </w:num>
-  <w:num w:numId="26">
+  <w:num w:numId="24">
     <w:abstractNumId w:val="30"/>
   </w:num>
-  <w:num w:numId="28">
+  <w:num w:numId="26">
     <w:abstractNumId w:val="24"/>
   </w:num>
-  <w:num w:numId="30">
+  <w:num w:numId="28">
     <w:abstractNumId w:val="18"/>
   </w:num>
-  <w:num w:numId="32">
+  <w:num w:numId="30">
     <w:abstractNumId w:val="12"/>
   </w:num>
-  <w:num w:numId="34">
+  <w:num w:numId="32">
     <w:abstractNumId w:val="6"/>
   </w:num>
-  <w:num w:numId="36">
+  <w:num w:numId="34">
     <w:abstractNumId w:val="0"/>
   </w:num>
 </w:numbering>
